--- a/DUT/SPEC/spec.docx
+++ b/DUT/SPEC/spec.docx
@@ -1075,14 +1075,27 @@
       <w:r>
         <w:t xml:space="preserve">Figure </w:t>
       </w:r>
-      <w:fldSimple w:instr=" SEQ Figure \* ARABIC ">
-        <w:r>
-          <w:rPr>
-            <w:noProof/>
-          </w:rPr>
-          <w:t>1</w:t>
-        </w:r>
-      </w:fldSimple>
+      <w:r>
+        <w:fldChar w:fldCharType="begin"/>
+      </w:r>
+      <w:r>
+        <w:instrText xml:space="preserve"> SEQ Figure \* ARABIC </w:instrText>
+      </w:r>
+      <w:r>
+        <w:fldChar w:fldCharType="separate"/>
+      </w:r>
+      <w:r>
+        <w:rPr>
+          <w:noProof/>
+        </w:rPr>
+        <w:t>1</w:t>
+      </w:r>
+      <w:r>
+        <w:rPr>
+          <w:noProof/>
+        </w:rPr>
+        <w:fldChar w:fldCharType="end"/>
+      </w:r>
       <w:r>
         <w:t xml:space="preserve">: APB </w:t>
       </w:r>
@@ -1195,14 +1208,27 @@
         <w:lastRenderedPageBreak/>
         <w:t xml:space="preserve">Table </w:t>
       </w:r>
-      <w:fldSimple w:instr=" SEQ Table \* ARABIC ">
-        <w:r>
-          <w:rPr>
-            <w:noProof/>
-          </w:rPr>
-          <w:t>1</w:t>
-        </w:r>
-      </w:fldSimple>
+      <w:r>
+        <w:fldChar w:fldCharType="begin"/>
+      </w:r>
+      <w:r>
+        <w:instrText xml:space="preserve"> SEQ Table \* ARABIC </w:instrText>
+      </w:r>
+      <w:r>
+        <w:fldChar w:fldCharType="separate"/>
+      </w:r>
+      <w:r>
+        <w:rPr>
+          <w:noProof/>
+        </w:rPr>
+        <w:t>1</w:t>
+      </w:r>
+      <w:r>
+        <w:rPr>
+          <w:noProof/>
+        </w:rPr>
+        <w:fldChar w:fldCharType="end"/>
+      </w:r>
       <w:r>
         <w:t>: Signals of each AXI channel</w:t>
       </w:r>
@@ -2453,14 +2479,27 @@
       <w:r>
         <w:t xml:space="preserve">Figure </w:t>
       </w:r>
-      <w:fldSimple w:instr=" SEQ Figure \* ARABIC ">
-        <w:r>
-          <w:rPr>
-            <w:noProof/>
-          </w:rPr>
-          <w:t>2</w:t>
-        </w:r>
-      </w:fldSimple>
+      <w:r>
+        <w:fldChar w:fldCharType="begin"/>
+      </w:r>
+      <w:r>
+        <w:instrText xml:space="preserve"> SEQ Figure \* ARABIC </w:instrText>
+      </w:r>
+      <w:r>
+        <w:fldChar w:fldCharType="separate"/>
+      </w:r>
+      <w:r>
+        <w:rPr>
+          <w:noProof/>
+        </w:rPr>
+        <w:t>2</w:t>
+      </w:r>
+      <w:r>
+        <w:rPr>
+          <w:noProof/>
+        </w:rPr>
+        <w:fldChar w:fldCharType="end"/>
+      </w:r>
       <w:r>
         <w:t>: Write Transaction Diagram</w:t>
       </w:r>
@@ -2580,14 +2619,27 @@
       <w:r>
         <w:t xml:space="preserve">Figure </w:t>
       </w:r>
-      <w:fldSimple w:instr=" SEQ Figure \* ARABIC ">
-        <w:r>
-          <w:rPr>
-            <w:noProof/>
-          </w:rPr>
-          <w:t>3</w:t>
-        </w:r>
-      </w:fldSimple>
+      <w:r>
+        <w:fldChar w:fldCharType="begin"/>
+      </w:r>
+      <w:r>
+        <w:instrText xml:space="preserve"> SEQ Figure \* ARABIC </w:instrText>
+      </w:r>
+      <w:r>
+        <w:fldChar w:fldCharType="separate"/>
+      </w:r>
+      <w:r>
+        <w:rPr>
+          <w:noProof/>
+        </w:rPr>
+        <w:t>3</w:t>
+      </w:r>
+      <w:r>
+        <w:rPr>
+          <w:noProof/>
+        </w:rPr>
+        <w:fldChar w:fldCharType="end"/>
+      </w:r>
       <w:r>
         <w:t>: Read Transaction Diagram</w:t>
       </w:r>
@@ -2763,14 +2815,27 @@
       <w:r>
         <w:t xml:space="preserve">Table </w:t>
       </w:r>
-      <w:fldSimple w:instr=" SEQ Table \* ARABIC ">
-        <w:r>
-          <w:rPr>
-            <w:noProof/>
-          </w:rPr>
-          <w:t>2</w:t>
-        </w:r>
-      </w:fldSimple>
+      <w:r>
+        <w:fldChar w:fldCharType="begin"/>
+      </w:r>
+      <w:r>
+        <w:instrText xml:space="preserve"> SEQ Table \* ARABIC </w:instrText>
+      </w:r>
+      <w:r>
+        <w:fldChar w:fldCharType="separate"/>
+      </w:r>
+      <w:r>
+        <w:rPr>
+          <w:noProof/>
+        </w:rPr>
+        <w:t>2</w:t>
+      </w:r>
+      <w:r>
+        <w:rPr>
+          <w:noProof/>
+        </w:rPr>
+        <w:fldChar w:fldCharType="end"/>
+      </w:r>
       <w:r>
         <w:t>: Address Range of 16 APB slaves</w:t>
       </w:r>
@@ -3042,17 +3107,16 @@
         <w:keepNext/>
         <w:jc w:val="center"/>
       </w:pPr>
-      <w:bookmarkStart w:id="0" w:name="_GoBack"/>
       <w:r>
         <w:rPr>
           <w:noProof/>
         </w:rPr>
         <w:lastRenderedPageBreak/>
         <w:drawing>
-          <wp:inline distT="0" distB="0" distL="0" distR="0" wp14:anchorId="75863659" wp14:editId="1FDD84FB">
-            <wp:extent cx="5819775" cy="2867025"/>
+          <wp:inline distT="0" distB="0" distL="0" distR="0" wp14:anchorId="773E6DA2" wp14:editId="0ABDBE06">
+            <wp:extent cx="5819775" cy="2847975"/>
             <wp:effectExtent l="0" t="0" r="9525" b="9525"/>
-            <wp:docPr id="1" name="Graphic 1"/>
+            <wp:docPr id="2" name="Graphic 2"/>
             <wp:cNvGraphicFramePr>
               <a:graphicFrameLocks xmlns:a="http://schemas.openxmlformats.org/drawingml/2006/main" noChangeAspect="1"/>
             </wp:cNvGraphicFramePr>
@@ -3060,7 +3124,7 @@
               <a:graphicData uri="http://schemas.openxmlformats.org/drawingml/2006/picture">
                 <pic:pic xmlns:pic="http://schemas.openxmlformats.org/drawingml/2006/picture">
                   <pic:nvPicPr>
-                    <pic:cNvPr id="1" name="AXI_APB_BLOCK_DIAGRAM.drawio.svg"/>
+                    <pic:cNvPr id="2" name="AXI_APB_BLOCK_DIAGRAM.drawio.svg"/>
                     <pic:cNvPicPr/>
                   </pic:nvPicPr>
                   <pic:blipFill>
@@ -3081,7 +3145,7 @@
                   <pic:spPr>
                     <a:xfrm>
                       <a:off x="0" y="0"/>
-                      <a:ext cx="5819775" cy="2867025"/>
+                      <a:ext cx="5819775" cy="2847975"/>
                     </a:xfrm>
                     <a:prstGeom prst="rect">
                       <a:avLst/>
@@ -3093,7 +3157,6 @@
           </wp:inline>
         </w:drawing>
       </w:r>
-      <w:bookmarkEnd w:id="0"/>
     </w:p>
     <w:p>
       <w:pPr>
@@ -3102,14 +3165,27 @@
       <w:r>
         <w:t xml:space="preserve">Figure </w:t>
       </w:r>
-      <w:fldSimple w:instr=" SEQ Figure \* ARABIC ">
-        <w:r>
-          <w:rPr>
-            <w:noProof/>
-          </w:rPr>
-          <w:t>4</w:t>
-        </w:r>
-      </w:fldSimple>
+      <w:r>
+        <w:fldChar w:fldCharType="begin"/>
+      </w:r>
+      <w:r>
+        <w:instrText xml:space="preserve"> SEQ Figure \* ARABIC </w:instrText>
+      </w:r>
+      <w:r>
+        <w:fldChar w:fldCharType="separate"/>
+      </w:r>
+      <w:r>
+        <w:rPr>
+          <w:noProof/>
+        </w:rPr>
+        <w:t>4</w:t>
+      </w:r>
+      <w:r>
+        <w:rPr>
+          <w:noProof/>
+        </w:rPr>
+        <w:fldChar w:fldCharType="end"/>
+      </w:r>
       <w:r>
         <w:t>: Proposed hardware architecture of AXI2APB Bridge</w:t>
       </w:r>
@@ -3332,6 +3408,28 @@
       </w:r>
       <w:r>
         <w:t xml:space="preserve">READY handshake. </w:t>
+      </w:r>
+    </w:p>
+    <w:p>
+      <w:r>
+        <w:rPr>
+          <w:b/>
+        </w:rPr>
+        <w:t>BRSP_SFIFO</w:t>
+      </w:r>
+      <w:r>
+        <w:t xml:space="preserve">: this </w:t>
+      </w:r>
+      <w:proofErr w:type="spellStart"/>
+      <w:r>
+        <w:t>fifo</w:t>
+      </w:r>
+      <w:proofErr w:type="spellEnd"/>
+      <w:r>
+        <w:t xml:space="preserve"> store information of write response channel that consists of BRESP, BID; thus, it also is responsible for handling </w:t>
+      </w:r>
+      <w:r>
+        <w:t>BVALID-BREADY handshake.</w:t>
       </w:r>
     </w:p>
     <w:p>
@@ -3390,7 +3488,11 @@
         <w:t xml:space="preserve">transferring, so we have to handle arbiter </w:t>
       </w:r>
       <w:r>
-        <w:t xml:space="preserve">mechanics to ensure that there must be one request to be </w:t>
+        <w:t xml:space="preserve">mechanics to ensure that there must be </w:t>
+      </w:r>
+      <w:r>
+        <w:lastRenderedPageBreak/>
+        <w:t xml:space="preserve">one request to be </w:t>
       </w:r>
       <w:r>
         <w:t>executed</w:t>
@@ -3439,7 +3541,6 @@
     </w:p>
     <w:p>
       <w:r>
-        <w:lastRenderedPageBreak/>
         <w:t xml:space="preserve">This block has operation principle as follows: </w:t>
       </w:r>
     </w:p>
@@ -3555,15 +3656,22 @@
       <w:r>
         <w:t xml:space="preserve"> is continuously granted.</w:t>
       </w:r>
+    </w:p>
+    <w:p>
+      <w:pPr>
+        <w:keepNext/>
+        <w:spacing w:after="120"/>
+        <w:jc w:val="center"/>
+      </w:pPr>
       <w:r>
         <w:rPr>
           <w:noProof/>
         </w:rPr>
         <w:drawing>
-          <wp:inline distT="0" distB="0" distL="0" distR="0" wp14:anchorId="27A88E14" wp14:editId="6D61E44A">
-            <wp:extent cx="3933825" cy="2105025"/>
+          <wp:inline distT="0" distB="0" distL="0" distR="0" wp14:anchorId="3D264353" wp14:editId="67438A96">
+            <wp:extent cx="4772025" cy="2390775"/>
             <wp:effectExtent l="0" t="0" r="9525" b="9525"/>
-            <wp:docPr id="1296937975" name="Graphic 4"/>
+            <wp:docPr id="4" name="Graphic 4"/>
             <wp:cNvGraphicFramePr>
               <a:graphicFrameLocks xmlns:a="http://schemas.openxmlformats.org/drawingml/2006/main" noChangeAspect="1"/>
             </wp:cNvGraphicFramePr>
@@ -3571,12 +3679,15 @@
               <a:graphicData uri="http://schemas.openxmlformats.org/drawingml/2006/picture">
                 <pic:pic xmlns:pic="http://schemas.openxmlformats.org/drawingml/2006/picture">
                   <pic:nvPicPr>
-                    <pic:cNvPr id="1296937975" name="Graphic 1296937975"/>
+                    <pic:cNvPr id="4" name="arbiter_block_diagram.drawio.svg"/>
                     <pic:cNvPicPr/>
                   </pic:nvPicPr>
                   <pic:blipFill>
                     <a:blip r:embed="rId13">
                       <a:extLst>
+                        <a:ext uri="{28A0092B-C50C-407E-A947-70E740481C1C}">
+                          <a14:useLocalDpi xmlns:a14="http://schemas.microsoft.com/office/drawing/2010/main" val="0"/>
+                        </a:ext>
                         <a:ext uri="{96DAC541-7B7A-43D3-8B79-37D633B846F1}">
                           <asvg:svgBlip xmlns:asvg="http://schemas.microsoft.com/office/drawing/2016/SVG/main" r:embed="rId14"/>
                         </a:ext>
@@ -3589,7 +3700,7 @@
                   <pic:spPr>
                     <a:xfrm>
                       <a:off x="0" y="0"/>
-                      <a:ext cx="3933825" cy="2105025"/>
+                      <a:ext cx="4772025" cy="2390775"/>
                     </a:xfrm>
                     <a:prstGeom prst="rect">
                       <a:avLst/>
@@ -3609,14 +3720,27 @@
       <w:r>
         <w:t xml:space="preserve">Figure </w:t>
       </w:r>
-      <w:fldSimple w:instr=" SEQ Figure \* ARABIC ">
-        <w:r>
-          <w:rPr>
-            <w:noProof/>
-          </w:rPr>
-          <w:t>5</w:t>
-        </w:r>
-      </w:fldSimple>
+      <w:r>
+        <w:fldChar w:fldCharType="begin"/>
+      </w:r>
+      <w:r>
+        <w:instrText xml:space="preserve"> SEQ Figure \* ARABIC </w:instrText>
+      </w:r>
+      <w:r>
+        <w:fldChar w:fldCharType="separate"/>
+      </w:r>
+      <w:r>
+        <w:rPr>
+          <w:noProof/>
+        </w:rPr>
+        <w:t>5</w:t>
+      </w:r>
+      <w:r>
+        <w:rPr>
+          <w:noProof/>
+        </w:rPr>
+        <w:fldChar w:fldCharType="end"/>
+      </w:r>
       <w:r>
         <w:t>: Block diagram of Arbiter block</w:t>
       </w:r>
@@ -3673,11 +3797,31 @@
       </w:pPr>
       <w:proofErr w:type="spellStart"/>
       <w:r>
-        <w:t>transCompleted</w:t>
+        <w:t>burst_done</w:t>
       </w:r>
       <w:proofErr w:type="spellEnd"/>
       <w:r>
-        <w:t>: informs the completion of one AXI transaction as it asserts</w:t>
+        <w:t xml:space="preserve">: informs the completion of </w:t>
+      </w:r>
+      <w:r>
+        <w:t>current</w:t>
+      </w:r>
+      <w:r>
+        <w:t xml:space="preserve"> AXI </w:t>
+      </w:r>
+      <w:proofErr w:type="spellStart"/>
+      <w:r>
+        <w:t>transac</w:t>
+      </w:r>
+      <w:r>
+        <w:t>wri</w:t>
+      </w:r>
+      <w:r>
+        <w:t>tion</w:t>
+      </w:r>
+      <w:proofErr w:type="spellEnd"/>
+      <w:r>
+        <w:t xml:space="preserve"> as it asserts</w:t>
       </w:r>
     </w:p>
     <w:p>
@@ -3690,7 +3834,19 @@
       </w:pPr>
       <w:proofErr w:type="spellStart"/>
       <w:r>
-        <w:t>sfifoArEmpty</w:t>
+        <w:t>sfifo</w:t>
+      </w:r>
+      <w:r>
+        <w:t>_a</w:t>
+      </w:r>
+      <w:r>
+        <w:t>r</w:t>
+      </w:r>
+      <w:r>
+        <w:t>_e</w:t>
+      </w:r>
+      <w:r>
+        <w:t>mpty</w:t>
       </w:r>
       <w:proofErr w:type="spellEnd"/>
       <w:r>
@@ -3718,7 +3874,19 @@
       </w:pPr>
       <w:proofErr w:type="spellStart"/>
       <w:r>
-        <w:t>sfifoAwEmpty</w:t>
+        <w:t>sfifo</w:t>
+      </w:r>
+      <w:r>
+        <w:t>_a</w:t>
+      </w:r>
+      <w:r>
+        <w:t>w</w:t>
+      </w:r>
+      <w:r>
+        <w:t>_e</w:t>
+      </w:r>
+      <w:r>
+        <w:t>mpty</w:t>
       </w:r>
       <w:proofErr w:type="spellEnd"/>
       <w:r>
@@ -3742,10 +3910,11 @@
         </w:numPr>
       </w:pPr>
       <w:r>
-        <w:t xml:space="preserve">transfer: </w:t>
-      </w:r>
-      <w:r>
-        <w:t>one transaction is progressing as it is being high</w:t>
+        <w:lastRenderedPageBreak/>
+        <w:t xml:space="preserve">write address and control: </w:t>
+      </w:r>
+      <w:r>
+        <w:t>AWADDR, AWSIZE, AWLEN, AWBURST</w:t>
       </w:r>
     </w:p>
     <w:p>
@@ -3756,36 +3925,87 @@
           <w:numId w:val="12"/>
         </w:numPr>
       </w:pPr>
+      <w:r>
+        <w:t>read address and control: ARADDR, ARSIZE, ARLEN, ARBURST</w:t>
+      </w:r>
+    </w:p>
+    <w:p>
+      <w:pPr>
+        <w:pStyle w:val="ListParagraph"/>
+        <w:numPr>
+          <w:ilvl w:val="0"/>
+          <w:numId w:val="12"/>
+        </w:numPr>
+      </w:pPr>
       <w:proofErr w:type="spellStart"/>
+      <w:r>
+        <w:t>trans_addr</w:t>
+      </w:r>
+      <w:proofErr w:type="spellEnd"/>
+      <w:r>
+        <w:t xml:space="preserve">: address of </w:t>
+      </w:r>
+      <w:r>
+        <w:t>each transfer</w:t>
+      </w:r>
+    </w:p>
+    <w:p>
+      <w:pPr>
+        <w:pStyle w:val="ListParagraph"/>
+        <w:numPr>
+          <w:ilvl w:val="0"/>
+          <w:numId w:val="12"/>
+        </w:numPr>
+      </w:pPr>
+      <w:proofErr w:type="spellStart"/>
+      <w:r>
+        <w:t>next_trans_rdy</w:t>
+      </w:r>
+      <w:proofErr w:type="spellEnd"/>
+      <w:r>
+        <w:t>: address and data of next transfer are available as it asserts</w:t>
+      </w:r>
+    </w:p>
+    <w:p>
+      <w:r>
+        <w:t xml:space="preserve">Besides, this submodule has 2-bit register </w:t>
+      </w:r>
+      <w:proofErr w:type="spellStart"/>
+      <w:r>
+        <w:rPr>
+          <w:b/>
+        </w:rPr>
+        <w:t>abt_</w:t>
+      </w:r>
       <w:proofErr w:type="gramStart"/>
       <w:r>
-        <w:t>abtGrant</w:t>
+        <w:rPr>
+          <w:b/>
+        </w:rPr>
+        <w:t>grant</w:t>
       </w:r>
       <w:proofErr w:type="spellEnd"/>
       <w:r>
+        <w:rPr>
+          <w:b/>
+        </w:rPr>
         <w:t>[</w:t>
       </w:r>
       <w:proofErr w:type="gramEnd"/>
       <w:r>
-        <w:t xml:space="preserve">1:0]: </w:t>
-      </w:r>
-      <w:r>
-        <w:t>indicates</w:t>
-      </w:r>
-      <w:r>
-        <w:t xml:space="preserve"> current high</w:t>
-      </w:r>
-      <w:r>
-        <w:t>er</w:t>
-      </w:r>
-      <w:r>
-        <w:t xml:space="preserve"> priority of grant </w:t>
-      </w:r>
-      <w:r>
-        <w:t>for</w:t>
-      </w:r>
-      <w:r>
-        <w:t xml:space="preserve"> write or read </w:t>
+        <w:rPr>
+          <w:b/>
+        </w:rPr>
+        <w:t>1:0]</w:t>
+      </w:r>
+      <w:r>
+        <w:t xml:space="preserve"> that is accountable for doing arbitration between read and write request</w:t>
+      </w:r>
+      <w:r>
+        <w:t xml:space="preserve">. </w:t>
+      </w:r>
+      <w:r>
+        <w:t>Operation of this register is described in Figure 6.</w:t>
       </w:r>
     </w:p>
     <w:p>
@@ -3797,9 +4017,21 @@
         </w:numPr>
       </w:pPr>
       <w:proofErr w:type="spellStart"/>
+      <w:r>
+        <w:t>a</w:t>
+      </w:r>
+      <w:r>
+        <w:t>bt</w:t>
+      </w:r>
+      <w:r>
+        <w:t>_</w:t>
+      </w:r>
       <w:proofErr w:type="gramStart"/>
       <w:r>
-        <w:t>abtGrant</w:t>
+        <w:t>g</w:t>
+      </w:r>
+      <w:r>
+        <w:t>rant</w:t>
       </w:r>
       <w:proofErr w:type="spellEnd"/>
       <w:r>
@@ -3822,9 +4054,18 @@
         </w:numPr>
       </w:pPr>
       <w:proofErr w:type="spellStart"/>
+      <w:r>
+        <w:t>abt</w:t>
+      </w:r>
+      <w:r>
+        <w:t>_</w:t>
+      </w:r>
       <w:proofErr w:type="gramStart"/>
       <w:r>
-        <w:t>abtGrant</w:t>
+        <w:t>g</w:t>
+      </w:r>
+      <w:r>
+        <w:t>rant</w:t>
       </w:r>
       <w:proofErr w:type="spellEnd"/>
       <w:r>
@@ -3849,12 +4090,11 @@
         <w:rPr>
           <w:noProof/>
         </w:rPr>
-        <w:lastRenderedPageBreak/>
         <w:drawing>
-          <wp:inline distT="0" distB="0" distL="0" distR="0" wp14:anchorId="0E8CB096" wp14:editId="42D6D7AB">
-            <wp:extent cx="5943600" cy="3607435"/>
+          <wp:inline distT="0" distB="0" distL="0" distR="0" wp14:anchorId="4033C524" wp14:editId="438DC912">
+            <wp:extent cx="5943600" cy="3566160"/>
             <wp:effectExtent l="0" t="0" r="0" b="0"/>
-            <wp:docPr id="669131166" name="Graphic 2"/>
+            <wp:docPr id="5" name="Graphic 5"/>
             <wp:cNvGraphicFramePr>
               <a:graphicFrameLocks xmlns:a="http://schemas.openxmlformats.org/drawingml/2006/main" noChangeAspect="1"/>
             </wp:cNvGraphicFramePr>
@@ -3862,12 +4102,15 @@
               <a:graphicData uri="http://schemas.openxmlformats.org/drawingml/2006/picture">
                 <pic:pic xmlns:pic="http://schemas.openxmlformats.org/drawingml/2006/picture">
                   <pic:nvPicPr>
-                    <pic:cNvPr id="669131166" name="Graphic 669131166"/>
+                    <pic:cNvPr id="5" name="arbiter.drawio.svg"/>
                     <pic:cNvPicPr/>
                   </pic:nvPicPr>
                   <pic:blipFill>
                     <a:blip r:embed="rId15">
                       <a:extLst>
+                        <a:ext uri="{28A0092B-C50C-407E-A947-70E740481C1C}">
+                          <a14:useLocalDpi xmlns:a14="http://schemas.microsoft.com/office/drawing/2010/main" val="0"/>
+                        </a:ext>
                         <a:ext uri="{96DAC541-7B7A-43D3-8B79-37D633B846F1}">
                           <asvg:svgBlip xmlns:asvg="http://schemas.microsoft.com/office/drawing/2016/SVG/main" r:embed="rId16"/>
                         </a:ext>
@@ -3880,7 +4123,7 @@
                   <pic:spPr>
                     <a:xfrm>
                       <a:off x="0" y="0"/>
-                      <a:ext cx="5943600" cy="3607435"/>
+                      <a:ext cx="5943600" cy="3566160"/>
                     </a:xfrm>
                     <a:prstGeom prst="rect">
                       <a:avLst/>
@@ -3900,20 +4143,41 @@
       <w:r>
         <w:t xml:space="preserve">Figure </w:t>
       </w:r>
-      <w:fldSimple w:instr=" SEQ Figure \* ARABIC ">
-        <w:r>
-          <w:rPr>
-            <w:noProof/>
-          </w:rPr>
-          <w:t>6</w:t>
-        </w:r>
-      </w:fldSimple>
+      <w:r>
+        <w:fldChar w:fldCharType="begin"/>
+      </w:r>
+      <w:r>
+        <w:instrText xml:space="preserve"> SEQ Figure \* ARABIC </w:instrText>
+      </w:r>
+      <w:r>
+        <w:fldChar w:fldCharType="separate"/>
+      </w:r>
+      <w:r>
+        <w:rPr>
+          <w:noProof/>
+        </w:rPr>
+        <w:t>6</w:t>
+      </w:r>
+      <w:r>
+        <w:rPr>
+          <w:noProof/>
+        </w:rPr>
+        <w:fldChar w:fldCharType="end"/>
+      </w:r>
       <w:r>
         <w:t xml:space="preserve">: </w:t>
       </w:r>
       <w:r>
-        <w:t>Logic Diagram of Arbiter Block</w:t>
-      </w:r>
+        <w:t xml:space="preserve">Logic Diagram of </w:t>
+      </w:r>
+      <w:r>
+        <w:t xml:space="preserve">Arbitration </w:t>
+      </w:r>
+      <w:r>
+        <w:t>Operation</w:t>
+      </w:r>
+      <w:bookmarkStart w:id="0" w:name="_GoBack"/>
+      <w:bookmarkEnd w:id="0"/>
     </w:p>
     <w:p>
       <w:r>
@@ -3929,7 +4193,13 @@
         <w:t>hree</w:t>
       </w:r>
       <w:r>
-        <w:t xml:space="preserve"> main functions of Arbiter block:</w:t>
+        <w:t xml:space="preserve"> main functions of </w:t>
+      </w:r>
+      <w:r>
+        <w:t>arbitration operation</w:t>
+      </w:r>
+      <w:r>
+        <w:t>:</w:t>
       </w:r>
     </w:p>
     <w:p>
@@ -3952,16 +4222,31 @@
       </w:r>
       <w:proofErr w:type="spellStart"/>
       <w:r>
-        <w:t>abtGrant</w:t>
+        <w:t>abt</w:t>
+      </w:r>
+      <w:r>
+        <w:t>_g</w:t>
+      </w:r>
+      <w:r>
+        <w:t>rant</w:t>
       </w:r>
       <w:proofErr w:type="spellEnd"/>
       <w:r>
         <w:t xml:space="preserve"> register is 2’b01 – </w:t>
       </w:r>
       <w:proofErr w:type="spellStart"/>
+      <w:r>
+        <w:t>abt</w:t>
+      </w:r>
+      <w:r>
+        <w:t>_</w:t>
+      </w:r>
       <w:proofErr w:type="gramStart"/>
       <w:r>
-        <w:t>abtGrant</w:t>
+        <w:t>g</w:t>
+      </w:r>
+      <w:r>
+        <w:t>rant</w:t>
       </w:r>
       <w:proofErr w:type="spellEnd"/>
       <w:r>
@@ -3973,7 +4258,13 @@
       </w:r>
       <w:proofErr w:type="spellStart"/>
       <w:r>
-        <w:t>abtGrant</w:t>
+        <w:t>abt</w:t>
+      </w:r>
+      <w:r>
+        <w:t>_g</w:t>
+      </w:r>
+      <w:r>
+        <w:t>rant</w:t>
       </w:r>
       <w:proofErr w:type="spellEnd"/>
       <w:r>
@@ -3992,13 +4283,25 @@
         </w:numPr>
       </w:pPr>
       <w:r>
+        <w:lastRenderedPageBreak/>
         <w:t xml:space="preserve">Gray color </w:t>
       </w:r>
       <w:r>
         <w:t>r</w:t>
       </w:r>
       <w:r>
-        <w:t xml:space="preserve">egion presents control signal that takes a role of updating value of Grant Register </w:t>
+        <w:t xml:space="preserve">egion presents control signal that takes a role of updating value of </w:t>
+      </w:r>
+      <w:proofErr w:type="spellStart"/>
+      <w:r>
+        <w:t>abt_g</w:t>
+      </w:r>
+      <w:r>
+        <w:t>rant</w:t>
+      </w:r>
+      <w:proofErr w:type="spellEnd"/>
+      <w:r>
+        <w:t xml:space="preserve"> Register </w:t>
       </w:r>
       <w:r>
         <w:t>during run-time process.</w:t>
@@ -4011,7 +4314,7 @@
         <w:rPr>
           <w:color w:val="EE0000"/>
         </w:rPr>
-        <w:t>transCompleted</w:t>
+        <w:t>burst_complete</w:t>
       </w:r>
       <w:proofErr w:type="spellEnd"/>
       <w:r>
@@ -4021,7 +4324,13 @@
         <w:t>informs</w:t>
       </w:r>
       <w:r>
-        <w:t xml:space="preserve"> one transaction done as </w:t>
+        <w:t xml:space="preserve"> </w:t>
+      </w:r>
+      <w:r>
+        <w:t>current</w:t>
+      </w:r>
+      <w:r>
+        <w:t xml:space="preserve"> transaction done as </w:t>
       </w:r>
       <w:r>
         <w:t xml:space="preserve">being high logic </w:t>
@@ -4029,12 +4338,14 @@
       <w:r>
         <w:t xml:space="preserve">while </w:t>
       </w:r>
+      <w:proofErr w:type="spellStart"/>
       <w:r>
         <w:rPr>
           <w:color w:val="EE0000"/>
         </w:rPr>
-        <w:t>transfer</w:t>
-      </w:r>
+        <w:t>burst_going</w:t>
+      </w:r>
+      <w:proofErr w:type="spellEnd"/>
       <w:r>
         <w:t xml:space="preserve"> has high logic that is equivalent to one transaction (read or write) is occurring.</w:t>
       </w:r>
@@ -4103,25 +4414,30 @@
         <w:spacing w:after="240"/>
       </w:pPr>
       <w:r>
-        <w:lastRenderedPageBreak/>
-        <w:t>Drive APB interface to implement transfer</w:t>
+        <w:t>D</w:t>
+      </w:r>
+      <w:r>
+        <w:t xml:space="preserve">etect </w:t>
+      </w:r>
+      <w:r>
+        <w:t>error of address</w:t>
       </w:r>
     </w:p>
     <w:p>
       <w:pPr>
         <w:keepNext/>
         <w:ind w:left="720" w:firstLine="0"/>
-        <w:jc w:val="left"/>
+        <w:jc w:val="center"/>
       </w:pPr>
       <w:r>
         <w:rPr>
           <w:noProof/>
         </w:rPr>
         <w:drawing>
-          <wp:inline distT="0" distB="0" distL="0" distR="0" wp14:anchorId="1C09FC3F" wp14:editId="2260B176">
-            <wp:extent cx="4705350" cy="2819400"/>
-            <wp:effectExtent l="0" t="0" r="0" b="0"/>
-            <wp:docPr id="2821373" name="Graphic 5"/>
+          <wp:inline distT="0" distB="0" distL="0" distR="0" wp14:anchorId="0DC8B775" wp14:editId="1258C492">
+            <wp:extent cx="3714750" cy="1628775"/>
+            <wp:effectExtent l="0" t="0" r="0" b="9525"/>
+            <wp:docPr id="1" name="Graphic 1"/>
             <wp:cNvGraphicFramePr>
               <a:graphicFrameLocks xmlns:a="http://schemas.openxmlformats.org/drawingml/2006/main" noChangeAspect="1"/>
             </wp:cNvGraphicFramePr>
@@ -4129,12 +4445,15 @@
               <a:graphicData uri="http://schemas.openxmlformats.org/drawingml/2006/picture">
                 <pic:pic xmlns:pic="http://schemas.openxmlformats.org/drawingml/2006/picture">
                   <pic:nvPicPr>
-                    <pic:cNvPr id="2821373" name="Graphic 2821373"/>
+                    <pic:cNvPr id="1" name="decoder.drawio.svg"/>
                     <pic:cNvPicPr/>
                   </pic:nvPicPr>
                   <pic:blipFill>
                     <a:blip r:embed="rId17">
                       <a:extLst>
+                        <a:ext uri="{28A0092B-C50C-407E-A947-70E740481C1C}">
+                          <a14:useLocalDpi xmlns:a14="http://schemas.microsoft.com/office/drawing/2010/main" val="0"/>
+                        </a:ext>
                         <a:ext uri="{96DAC541-7B7A-43D3-8B79-37D633B846F1}">
                           <asvg:svgBlip xmlns:asvg="http://schemas.microsoft.com/office/drawing/2016/SVG/main" r:embed="rId18"/>
                         </a:ext>
@@ -4147,7 +4466,7 @@
                   <pic:spPr>
                     <a:xfrm>
                       <a:off x="0" y="0"/>
-                      <a:ext cx="4705350" cy="2819400"/>
+                      <a:ext cx="3714750" cy="1628775"/>
                     </a:xfrm>
                     <a:prstGeom prst="rect">
                       <a:avLst/>
@@ -4167,14 +4486,27 @@
       <w:r>
         <w:t xml:space="preserve">Figure </w:t>
       </w:r>
-      <w:fldSimple w:instr=" SEQ Figure \* ARABIC ">
-        <w:r>
-          <w:rPr>
-            <w:noProof/>
-          </w:rPr>
-          <w:t>7</w:t>
-        </w:r>
-      </w:fldSimple>
+      <w:r>
+        <w:fldChar w:fldCharType="begin"/>
+      </w:r>
+      <w:r>
+        <w:instrText xml:space="preserve"> SEQ Figure \* ARABIC </w:instrText>
+      </w:r>
+      <w:r>
+        <w:fldChar w:fldCharType="separate"/>
+      </w:r>
+      <w:r>
+        <w:rPr>
+          <w:noProof/>
+        </w:rPr>
+        <w:t>7</w:t>
+      </w:r>
+      <w:r>
+        <w:rPr>
+          <w:noProof/>
+        </w:rPr>
+        <w:fldChar w:fldCharType="end"/>
+      </w:r>
       <w:r>
         <w:t>: Block diagram of Decoder component</w:t>
       </w:r>
@@ -4209,22 +4541,17 @@
       </w:pPr>
       <w:proofErr w:type="spellStart"/>
       <w:r>
-        <w:t>aclk</w:t>
+        <w:t>s</w:t>
+      </w:r>
+      <w:r>
+        <w:t>tart_addr_i</w:t>
       </w:r>
       <w:proofErr w:type="spellEnd"/>
       <w:r>
-        <w:t xml:space="preserve">, </w:t>
-      </w:r>
-      <w:proofErr w:type="spellStart"/>
-      <w:r>
-        <w:t>aresetn</w:t>
-      </w:r>
-      <w:proofErr w:type="spellEnd"/>
-      <w:r>
-        <w:t xml:space="preserve">:  </w:t>
-      </w:r>
-      <w:r>
-        <w:t>AXI clock and low-level reset</w:t>
+        <w:t xml:space="preserve">: start address of </w:t>
+      </w:r>
+      <w:r>
+        <w:t xml:space="preserve">APB slave that master want to access </w:t>
       </w:r>
     </w:p>
     <w:p>
@@ -4237,17 +4564,14 @@
       </w:pPr>
       <w:proofErr w:type="spellStart"/>
       <w:r>
-        <w:t>abtGrant</w:t>
+        <w:t>disallowed_trans_i</w:t>
       </w:r>
       <w:proofErr w:type="spellEnd"/>
       <w:r>
-        <w:t xml:space="preserve">: </w:t>
-      </w:r>
-      <w:r>
-        <w:t>shows</w:t>
-      </w:r>
-      <w:r>
-        <w:t xml:space="preserve"> current higher priority to read or write (described above)</w:t>
+        <w:t>: unsupported transaction</w:t>
+      </w:r>
+      <w:r>
+        <w:t xml:space="preserve"> of this design: not 4-byte transfer, unaligned address of WRAP or INCR burst</w:t>
       </w:r>
     </w:p>
     <w:p>
@@ -4258,24 +4582,16 @@
           <w:numId w:val="11"/>
         </w:numPr>
       </w:pPr>
-      <w:r>
-        <w:t xml:space="preserve">AXI </w:t>
-      </w:r>
       <w:proofErr w:type="spellStart"/>
       <w:r>
-        <w:t>rd</w:t>
+        <w:t>dec_error_o</w:t>
       </w:r>
       <w:proofErr w:type="spellEnd"/>
       <w:r>
-        <w:t xml:space="preserve"> </w:t>
-      </w:r>
-      <w:proofErr w:type="spellStart"/>
-      <w:r>
-        <w:t>addr</w:t>
-      </w:r>
-      <w:proofErr w:type="spellEnd"/>
-      <w:r>
-        <w:t xml:space="preserve"> channel interface: ARADDR, ARID, ARLEN, ARSIZE, ARBURST, and ARPROT that are read from AR_SFIFO (in Figure 4)  </w:t>
+        <w:t xml:space="preserve">: </w:t>
+      </w:r>
+      <w:r>
+        <w:t>start address is outside valid range of address that design support</w:t>
       </w:r>
     </w:p>
     <w:p>
@@ -4286,36 +4602,143 @@
           <w:numId w:val="11"/>
         </w:numPr>
       </w:pPr>
-      <w:r>
-        <w:t>A</w:t>
-      </w:r>
-      <w:r>
-        <w:t>XI</w:t>
-      </w:r>
-      <w:r>
-        <w:t xml:space="preserve"> </w:t>
-      </w:r>
       <w:proofErr w:type="spellStart"/>
       <w:r>
-        <w:t>wr</w:t>
+        <w:t>tr</w:t>
+      </w:r>
+      <w:r>
+        <w:t>ue_psel_o</w:t>
       </w:r>
       <w:proofErr w:type="spellEnd"/>
       <w:r>
-        <w:t xml:space="preserve"> </w:t>
-      </w:r>
-      <w:proofErr w:type="spellStart"/>
-      <w:r>
-        <w:t>addr</w:t>
-      </w:r>
-      <w:proofErr w:type="spellEnd"/>
-      <w:r>
-        <w:t xml:space="preserve"> channel interface: AWADDR, AWID, AWLEN, AWSIZE, AWBURST, and AWPROT that are read from AW_SFIFO (</w:t>
-      </w:r>
-      <w:r>
-        <w:t>in Figure 4)</w:t>
-      </w:r>
-      <w:r>
-        <w:t xml:space="preserve">  </w:t>
+        <w:t xml:space="preserve">: </w:t>
+      </w:r>
+      <w:r>
+        <w:t>this signal is equivalent to PSEL in APB interface</w:t>
+      </w:r>
+    </w:p>
+    <w:p/>
+    <w:p>
+      <w:r>
+        <w:rPr>
+          <w:b/>
+          <w:bCs/>
+        </w:rPr>
+        <w:lastRenderedPageBreak/>
+        <w:t>COUNTER</w:t>
+      </w:r>
+      <w:r>
+        <w:t xml:space="preserve">: this block has block diagram described in Figure </w:t>
+      </w:r>
+      <w:r>
+        <w:t xml:space="preserve">8 </w:t>
+      </w:r>
+      <w:r>
+        <w:t>and takes two main roles as follows:</w:t>
+      </w:r>
+    </w:p>
+    <w:p>
+      <w:pPr>
+        <w:keepNext/>
+        <w:jc w:val="center"/>
+      </w:pPr>
+      <w:r>
+        <w:rPr>
+          <w:noProof/>
+        </w:rPr>
+        <w:drawing>
+          <wp:inline distT="0" distB="0" distL="0" distR="0" wp14:anchorId="67D290D3" wp14:editId="72887B6F">
+            <wp:extent cx="3990975" cy="1628775"/>
+            <wp:effectExtent l="0" t="0" r="9525" b="9525"/>
+            <wp:docPr id="3" name="Graphic 3"/>
+            <wp:cNvGraphicFramePr>
+              <a:graphicFrameLocks xmlns:a="http://schemas.openxmlformats.org/drawingml/2006/main" noChangeAspect="1"/>
+            </wp:cNvGraphicFramePr>
+            <a:graphic xmlns:a="http://schemas.openxmlformats.org/drawingml/2006/main">
+              <a:graphicData uri="http://schemas.openxmlformats.org/drawingml/2006/picture">
+                <pic:pic xmlns:pic="http://schemas.openxmlformats.org/drawingml/2006/picture">
+                  <pic:nvPicPr>
+                    <pic:cNvPr id="3" name="counter.drawio.svg"/>
+                    <pic:cNvPicPr/>
+                  </pic:nvPicPr>
+                  <pic:blipFill>
+                    <a:blip r:embed="rId19">
+                      <a:extLst>
+                        <a:ext uri="{28A0092B-C50C-407E-A947-70E740481C1C}">
+                          <a14:useLocalDpi xmlns:a14="http://schemas.microsoft.com/office/drawing/2010/main" val="0"/>
+                        </a:ext>
+                        <a:ext uri="{96DAC541-7B7A-43D3-8B79-37D633B846F1}">
+                          <asvg:svgBlip xmlns:asvg="http://schemas.microsoft.com/office/drawing/2016/SVG/main" r:embed="rId20"/>
+                        </a:ext>
+                      </a:extLst>
+                    </a:blip>
+                    <a:stretch>
+                      <a:fillRect/>
+                    </a:stretch>
+                  </pic:blipFill>
+                  <pic:spPr>
+                    <a:xfrm>
+                      <a:off x="0" y="0"/>
+                      <a:ext cx="3990975" cy="1628775"/>
+                    </a:xfrm>
+                    <a:prstGeom prst="rect">
+                      <a:avLst/>
+                    </a:prstGeom>
+                  </pic:spPr>
+                </pic:pic>
+              </a:graphicData>
+            </a:graphic>
+          </wp:inline>
+        </w:drawing>
+      </w:r>
+    </w:p>
+    <w:p>
+      <w:pPr>
+        <w:pStyle w:val="Caption"/>
+      </w:pPr>
+      <w:r>
+        <w:t xml:space="preserve">Figure </w:t>
+      </w:r>
+      <w:r>
+        <w:fldChar w:fldCharType="begin"/>
+      </w:r>
+      <w:r>
+        <w:instrText xml:space="preserve"> SEQ Figure \* ARABIC </w:instrText>
+      </w:r>
+      <w:r>
+        <w:fldChar w:fldCharType="separate"/>
+      </w:r>
+      <w:r>
+        <w:rPr>
+          <w:noProof/>
+        </w:rPr>
+        <w:t>8</w:t>
+      </w:r>
+      <w:r>
+        <w:fldChar w:fldCharType="end"/>
+      </w:r>
+      <w:r>
+        <w:t xml:space="preserve">: Block diagram of COUNTER </w:t>
+      </w:r>
+      <w:r>
+        <w:t>submodule</w:t>
+      </w:r>
+    </w:p>
+    <w:p>
+      <w:r>
+        <w:t xml:space="preserve">Figure </w:t>
+      </w:r>
+      <w:r>
+        <w:t>8</w:t>
+      </w:r>
+      <w:r>
+        <w:t xml:space="preserve"> shows main signals of </w:t>
+      </w:r>
+      <w:r>
+        <w:t>Counter</w:t>
+      </w:r>
+      <w:r>
+        <w:t xml:space="preserve"> block and their descriptions are discussed as follows:</w:t>
       </w:r>
     </w:p>
     <w:p>
@@ -4327,23 +4750,18 @@
         </w:numPr>
       </w:pPr>
       <w:r>
-        <w:t xml:space="preserve">AXI </w:t>
+        <w:t xml:space="preserve">pclk, </w:t>
       </w:r>
       <w:proofErr w:type="spellStart"/>
       <w:r>
-        <w:t>wdata</w:t>
+        <w:t>preset_n</w:t>
       </w:r>
       <w:proofErr w:type="spellEnd"/>
       <w:r>
-        <w:t xml:space="preserve"> channel interface: WDATA, WSTRB, WLAST are read from WD_</w:t>
-      </w:r>
-      <w:proofErr w:type="gramStart"/>
-      <w:r>
-        <w:t>SFIFO(</w:t>
-      </w:r>
-      <w:proofErr w:type="gramEnd"/>
-      <w:r>
-        <w:t>in Figure 4).</w:t>
+        <w:t xml:space="preserve">: </w:t>
+      </w:r>
+      <w:r>
+        <w:t>clock and active-low reset of APB interface</w:t>
       </w:r>
     </w:p>
     <w:p>
@@ -4354,8 +4772,13 @@
           <w:numId w:val="11"/>
         </w:numPr>
       </w:pPr>
-      <w:r>
-        <w:t>pclk, present: APB clock, low-level reset</w:t>
+      <w:proofErr w:type="spellStart"/>
+      <w:r>
+        <w:t>len_of_burst_i</w:t>
+      </w:r>
+      <w:proofErr w:type="spellEnd"/>
+      <w:r>
+        <w:t>: length of current transaction</w:t>
       </w:r>
     </w:p>
     <w:p>
@@ -4366,30 +4789,17 @@
           <w:numId w:val="11"/>
         </w:numPr>
       </w:pPr>
-      <w:r>
-        <w:t xml:space="preserve">APB master inputs: </w:t>
-      </w:r>
       <w:proofErr w:type="spellStart"/>
       <w:r>
-        <w:t>pslverr</w:t>
+        <w:t>beat_cnt_incr_i</w:t>
       </w:r>
       <w:proofErr w:type="spellEnd"/>
       <w:r>
-        <w:t xml:space="preserve">, </w:t>
-      </w:r>
-      <w:proofErr w:type="spellStart"/>
-      <w:r>
-        <w:t>pready</w:t>
-      </w:r>
-      <w:proofErr w:type="spellEnd"/>
-      <w:r>
-        <w:t xml:space="preserve">, </w:t>
-      </w:r>
-      <w:proofErr w:type="spellStart"/>
-      <w:r>
-        <w:t>prdata</w:t>
-      </w:r>
-      <w:proofErr w:type="spellEnd"/>
+        <w:t xml:space="preserve">: request to increase counter one unit as </w:t>
+      </w:r>
+      <w:r>
+        <w:t>it is HIGH</w:t>
+      </w:r>
     </w:p>
     <w:p>
       <w:pPr>
@@ -4399,251 +4809,21 @@
           <w:numId w:val="11"/>
         </w:numPr>
       </w:pPr>
-      <w:r>
-        <w:t xml:space="preserve">APB master outputs: </w:t>
-      </w:r>
       <w:proofErr w:type="spellStart"/>
-      <w:proofErr w:type="gramStart"/>
-      <w:r>
-        <w:t>psel</w:t>
+      <w:r>
+        <w:t>burst_done</w:t>
+      </w:r>
+      <w:r>
+        <w:t>_o</w:t>
       </w:r>
       <w:proofErr w:type="spellEnd"/>
       <w:r>
-        <w:t>[</w:t>
-      </w:r>
-      <w:proofErr w:type="gramEnd"/>
-      <w:r>
-        <w:rPr>
-          <w:color w:val="EE0000"/>
-        </w:rPr>
-        <w:t>SLAVE_CNT</w:t>
-      </w:r>
-      <w:r>
-        <w:rPr>
-          <w:b/>
-          <w:bCs/>
-          <w:color w:val="auto"/>
-          <w:sz w:val="32"/>
-          <w:szCs w:val="32"/>
-          <w:vertAlign w:val="superscript"/>
-        </w:rPr>
-        <w:t>(*)</w:t>
-      </w:r>
-      <w:r>
-        <w:t>-1:0]</w:t>
-      </w:r>
-      <w:r>
-        <w:t xml:space="preserve">, </w:t>
-      </w:r>
-      <w:proofErr w:type="spellStart"/>
-      <w:r>
-        <w:t>penable</w:t>
-      </w:r>
-      <w:proofErr w:type="spellEnd"/>
-      <w:r>
-        <w:t xml:space="preserve">, </w:t>
-      </w:r>
-      <w:proofErr w:type="spellStart"/>
-      <w:r>
-        <w:t>pwrite</w:t>
-      </w:r>
-      <w:proofErr w:type="spellEnd"/>
-      <w:r>
-        <w:t xml:space="preserve">, </w:t>
-      </w:r>
-      <w:proofErr w:type="spellStart"/>
-      <w:r>
-        <w:t>pwdata</w:t>
-      </w:r>
-      <w:proofErr w:type="spellEnd"/>
-      <w:r>
-        <w:t xml:space="preserve">, </w:t>
-      </w:r>
-      <w:proofErr w:type="spellStart"/>
-      <w:r>
-        <w:t>pstrb</w:t>
-      </w:r>
-      <w:proofErr w:type="spellEnd"/>
-      <w:r>
-        <w:t xml:space="preserve">, </w:t>
-      </w:r>
-      <w:proofErr w:type="spellStart"/>
-      <w:r>
-        <w:t>pprot</w:t>
-      </w:r>
-      <w:proofErr w:type="spellEnd"/>
-    </w:p>
-    <w:p>
-      <w:pPr>
-        <w:pStyle w:val="ListParagraph"/>
-        <w:numPr>
-          <w:ilvl w:val="0"/>
-          <w:numId w:val="11"/>
-        </w:numPr>
-      </w:pPr>
-      <w:proofErr w:type="spellStart"/>
-      <w:r>
-        <w:t>DecError</w:t>
-      </w:r>
-      <w:proofErr w:type="spellEnd"/>
-      <w:r>
-        <w:t xml:space="preserve">: </w:t>
-      </w:r>
-      <w:r>
-        <w:t xml:space="preserve">informs no existence of APB slave in design </w:t>
-      </w:r>
-      <w:r>
-        <w:t>as asserting</w:t>
-      </w:r>
-    </w:p>
-    <w:p>
-      <w:pPr>
-        <w:pStyle w:val="ListParagraph"/>
-        <w:numPr>
-          <w:ilvl w:val="0"/>
-          <w:numId w:val="11"/>
-        </w:numPr>
-      </w:pPr>
-      <w:proofErr w:type="spellStart"/>
-      <w:r>
-        <w:lastRenderedPageBreak/>
-        <w:t>transCompleted</w:t>
-      </w:r>
-      <w:proofErr w:type="spellEnd"/>
-      <w:r>
-        <w:t>: present</w:t>
-      </w:r>
-      <w:r>
-        <w:t>s</w:t>
-      </w:r>
-      <w:r>
-        <w:t xml:space="preserve"> the completion of one transaction as </w:t>
-      </w:r>
-      <w:r>
-        <w:t xml:space="preserve">this signal </w:t>
-      </w:r>
-      <w:r>
-        <w:t>assert</w:t>
-      </w:r>
-      <w:r>
-        <w:t>s</w:t>
-      </w:r>
-    </w:p>
-    <w:p>
-      <w:pPr>
-        <w:pStyle w:val="ListParagraph"/>
-        <w:numPr>
-          <w:ilvl w:val="0"/>
-          <w:numId w:val="11"/>
-        </w:numPr>
-      </w:pPr>
-      <w:proofErr w:type="spellStart"/>
-      <w:r>
-        <w:t>pselReg</w:t>
-      </w:r>
-      <w:proofErr w:type="spellEnd"/>
-      <w:r>
-        <w:t>: SLAVE ADDR REGISTER (figure 4) is sele</w:t>
-      </w:r>
-      <w:r>
-        <w:t>c</w:t>
-      </w:r>
-      <w:r>
-        <w:t>ted as this signal asserts</w:t>
-      </w:r>
-    </w:p>
-    <w:p>
-      <w:pPr>
-        <w:pStyle w:val="ListParagraph"/>
-        <w:numPr>
-          <w:ilvl w:val="0"/>
-          <w:numId w:val="11"/>
-        </w:numPr>
-      </w:pPr>
-      <w:r>
-        <w:t xml:space="preserve">transfer: </w:t>
-      </w:r>
-      <w:r>
-        <w:t>AXI transaction is progressing as this signal is being high</w:t>
-      </w:r>
-    </w:p>
-    <w:p>
-      <w:pPr>
-        <w:pStyle w:val="ListParagraph"/>
-        <w:ind w:left="1080" w:firstLine="0"/>
-      </w:pPr>
-      <w:r>
-        <w:t xml:space="preserve">(*): </w:t>
-      </w:r>
-      <w:r>
-        <w:rPr>
-          <w:color w:val="EE0000"/>
-        </w:rPr>
-        <w:t>SLAVE_CNT</w:t>
-      </w:r>
-      <w:r>
-        <w:t xml:space="preserve">: </w:t>
-      </w:r>
-      <w:r>
-        <w:t xml:space="preserve">shows the actual number of </w:t>
-      </w:r>
-      <w:r>
-        <w:t xml:space="preserve">APB </w:t>
-      </w:r>
-      <w:r>
-        <w:t>slaves used and this parameter is defined by user.</w:t>
-      </w:r>
-    </w:p>
-    <w:p>
-      <w:r>
-        <w:rPr>
-          <w:b/>
-          <w:bCs/>
-        </w:rPr>
-        <w:t>SLAVE ADDR REGISTER</w:t>
-      </w:r>
-      <w:r>
-        <w:t>:</w:t>
-      </w:r>
-      <w:r>
-        <w:t xml:space="preserve"> this block is also</w:t>
-      </w:r>
-      <w:r>
-        <w:t xml:space="preserve"> an</w:t>
-      </w:r>
-      <w:r>
-        <w:t xml:space="preserve"> APB </w:t>
-      </w:r>
-      <w:r>
-        <w:t>slave,</w:t>
-      </w:r>
-      <w:r>
-        <w:t xml:space="preserve"> and it belongs to address range from 32’h0000_0000 to 32’h0000_0FFF. </w:t>
-      </w:r>
-      <w:r>
-        <w:t>In addition, i</w:t>
-      </w:r>
-      <w:r>
-        <w:t xml:space="preserve">t is accountable for </w:t>
-      </w:r>
-      <w:r>
-        <w:t>stor</w:t>
-      </w:r>
-      <w:r>
-        <w:t>ing</w:t>
-      </w:r>
-      <w:r>
-        <w:t xml:space="preserve"> base address and end address of 16 APB slave</w:t>
-      </w:r>
-      <w:r>
-        <w:t xml:space="preserve">s with detailed information described in </w:t>
-      </w:r>
-      <w:r>
-        <w:t>Table 2.</w:t>
-      </w:r>
-    </w:p>
-    <w:p/>
-    <w:p/>
+        <w:t xml:space="preserve">: this signal </w:t>
+      </w:r>
+      <w:r>
+        <w:t>is HIGH as current transaction is completely done</w:t>
+      </w:r>
+    </w:p>
     <w:p/>
     <w:sectPr>
       <w:pgSz w:w="12240" w:h="15840" w:code="1"/>
@@ -6526,7 +6706,7 @@
   <w:style w:type="paragraph" w:default="1" w:styleId="Normal">
     <w:name w:val="Normal"/>
     <w:qFormat/>
-    <w:rsid w:val="00C419B6"/>
+    <w:rsid w:val="00BC6179"/>
   </w:style>
   <w:style w:type="paragraph" w:styleId="Heading1">
     <w:name w:val="heading 1"/>
